--- a/Civix250 states login credentials/Backup of Civix250 states login credentials.docx
+++ b/Civix250 states login credentials/Backup of Civix250 states login credentials.docx
@@ -321,6 +321,241 @@
     </w:tbl>
     <w:p/>
     <w:p/>
+    <w:tbl>
+      <w:tblPr>
+        <w:tblStyle w:val="TableGrid"/>
+        <w:tblW w:w="4440" w:type="dxa"/>
+        <w:tblLook w:val="04A0" w:firstRow="1" w:lastRow="0" w:firstColumn="1" w:lastColumn="0" w:noHBand="0" w:noVBand="1"/>
+      </w:tblPr>
+      <w:tblGrid>
+        <w:gridCol w:w="1227"/>
+        <w:gridCol w:w="3213"/>
+      </w:tblGrid>
+      <w:tr>
+        <w:tc>
+          <w:tcPr>
+            <w:tcW w:w="0" w:type="auto"/>
+            <w:hideMark/>
+          </w:tcPr>
+          <w:p>
+            <w:pPr>
+              <w:rPr>
+                <w:rFonts w:ascii="Segoe UI" w:hAnsi="Segoe UI" w:cs="Segoe UI"/>
+                <w:b w:val="0"/>
+                <w:color w:val="0B0B0B"/>
+                <w:sz w:val="21"/>
+                <w:szCs w:val="21"/>
+              </w:rPr>
+            </w:pPr>
+            <w:r>
+              <w:rPr>
+                <w:rFonts w:ascii="Segoe UI" w:hAnsi="Segoe UI" w:cs="Segoe UI"/>
+                <w:b w:val="0"/>
+                <w:color w:val="0B0B0B"/>
+                <w:sz w:val="21"/>
+                <w:szCs w:val="21"/>
+              </w:rPr>
+              <w:t>Field</w:t>
+            </w:r>
+          </w:p>
+        </w:tc>
+        <w:tc>
+          <w:tcPr>
+            <w:tcW w:w="0" w:type="auto"/>
+            <w:hideMark/>
+          </w:tcPr>
+          <w:p>
+            <w:pPr>
+              <w:rPr>
+                <w:rFonts w:ascii="Segoe UI" w:hAnsi="Segoe UI" w:cs="Segoe UI"/>
+                <w:b w:val="0"/>
+                <w:color w:val="0B0B0B"/>
+                <w:sz w:val="21"/>
+                <w:szCs w:val="21"/>
+              </w:rPr>
+            </w:pPr>
+            <w:r>
+              <w:rPr>
+                <w:rFonts w:ascii="Segoe UI" w:hAnsi="Segoe UI" w:cs="Segoe UI"/>
+                <w:b w:val="0"/>
+                <w:color w:val="0B0B0B"/>
+                <w:sz w:val="21"/>
+                <w:szCs w:val="21"/>
+              </w:rPr>
+              <w:t>Value</w:t>
+            </w:r>
+          </w:p>
+        </w:tc>
+      </w:tr>
+      <w:tr>
+        <w:tc>
+          <w:tcPr>
+            <w:tcW w:w="0" w:type="auto"/>
+            <w:hideMark/>
+          </w:tcPr>
+          <w:p>
+            <w:pPr>
+              <w:rPr>
+                <w:rFonts w:ascii="Segoe UI" w:hAnsi="Segoe UI" w:cs="Segoe UI"/>
+                <w:b w:val="0"/>
+                <w:color w:val="0B0B0B"/>
+                <w:sz w:val="21"/>
+                <w:szCs w:val="21"/>
+              </w:rPr>
+            </w:pPr>
+            <w:r>
+              <w:rPr>
+                <w:rFonts w:ascii="Segoe UI" w:hAnsi="Segoe UI" w:cs="Segoe UI"/>
+                <w:b w:val="0"/>
+                <w:color w:val="0B0B0B"/>
+                <w:sz w:val="21"/>
+                <w:szCs w:val="21"/>
+              </w:rPr>
+              <w:t>Email</w:t>
+            </w:r>
+          </w:p>
+        </w:tc>
+        <w:tc>
+          <w:tcPr>
+            <w:tcW w:w="0" w:type="auto"/>
+            <w:hideMark/>
+          </w:tcPr>
+          <w:p>
+            <w:pPr>
+              <w:rPr>
+                <w:rFonts w:ascii="Segoe UI" w:hAnsi="Segoe UI" w:cs="Segoe UI"/>
+                <w:b w:val="0"/>
+                <w:color w:val="0B0B0B"/>
+                <w:sz w:val="21"/>
+                <w:szCs w:val="21"/>
+              </w:rPr>
+            </w:pPr>
+            <w:r>
+              <w:rPr>
+                <w:rFonts w:ascii="Courier New" w:hAnsi="Courier New" w:cs="Courier New"/>
+                <w:b w:val="0"/>
+                <w:color w:val="0B0B0B"/>
+                <w:sz w:val="20"/>
+                <w:szCs w:val="20"/>
+              </w:rPr>
+              <w:t>ny10.demo@civix250.com</w:t>
+            </w:r>
+          </w:p>
+        </w:tc>
+      </w:tr>
+      <w:tr>
+        <w:tc>
+          <w:tcPr>
+            <w:tcW w:w="0" w:type="auto"/>
+            <w:hideMark/>
+          </w:tcPr>
+          <w:p>
+            <w:pPr>
+              <w:rPr>
+                <w:rFonts w:ascii="Segoe UI" w:hAnsi="Segoe UI" w:cs="Segoe UI"/>
+                <w:b w:val="0"/>
+                <w:color w:val="0B0B0B"/>
+                <w:sz w:val="21"/>
+                <w:szCs w:val="21"/>
+              </w:rPr>
+            </w:pPr>
+            <w:r>
+              <w:rPr>
+                <w:rFonts w:ascii="Segoe UI" w:hAnsi="Segoe UI" w:cs="Segoe UI"/>
+                <w:b w:val="0"/>
+                <w:color w:val="0B0B0B"/>
+                <w:sz w:val="21"/>
+                <w:szCs w:val="21"/>
+              </w:rPr>
+              <w:t>Password</w:t>
+            </w:r>
+          </w:p>
+        </w:tc>
+        <w:tc>
+          <w:tcPr>
+            <w:tcW w:w="0" w:type="auto"/>
+            <w:hideMark/>
+          </w:tcPr>
+          <w:p>
+            <w:pPr>
+              <w:rPr>
+                <w:rFonts w:ascii="Segoe UI" w:hAnsi="Segoe UI" w:cs="Segoe UI"/>
+                <w:b w:val="0"/>
+                <w:color w:val="0B0B0B"/>
+                <w:sz w:val="21"/>
+                <w:szCs w:val="21"/>
+              </w:rPr>
+            </w:pPr>
+            <w:r>
+              <w:rPr>
+                <w:rFonts w:ascii="Courier New" w:hAnsi="Courier New" w:cs="Courier New"/>
+                <w:b w:val="0"/>
+                <w:color w:val="0B0B0B"/>
+                <w:sz w:val="20"/>
+                <w:szCs w:val="20"/>
+              </w:rPr>
+              <w:t>NY10-Demo-2026!</w:t>
+            </w:r>
+          </w:p>
+        </w:tc>
+      </w:tr>
+      <w:tr>
+        <w:tc>
+          <w:tcPr>
+            <w:tcW w:w="0" w:type="auto"/>
+            <w:hideMark/>
+          </w:tcPr>
+          <w:p>
+            <w:pPr>
+              <w:rPr>
+                <w:rFonts w:ascii="Segoe UI" w:hAnsi="Segoe UI" w:cs="Segoe UI"/>
+                <w:b w:val="0"/>
+                <w:color w:val="0B0B0B"/>
+                <w:sz w:val="21"/>
+                <w:szCs w:val="21"/>
+              </w:rPr>
+            </w:pPr>
+            <w:r>
+              <w:rPr>
+                <w:rFonts w:ascii="Segoe UI" w:hAnsi="Segoe UI" w:cs="Segoe UI"/>
+                <w:b w:val="0"/>
+                <w:color w:val="0B0B0B"/>
+                <w:sz w:val="21"/>
+                <w:szCs w:val="21"/>
+              </w:rPr>
+              <w:t>District</w:t>
+            </w:r>
+          </w:p>
+        </w:tc>
+        <w:tc>
+          <w:tcPr>
+            <w:tcW w:w="0" w:type="auto"/>
+            <w:hideMark/>
+          </w:tcPr>
+          <w:p>
+            <w:pPr>
+              <w:rPr>
+                <w:rFonts w:ascii="Segoe UI" w:hAnsi="Segoe UI" w:cs="Segoe UI"/>
+                <w:b w:val="0"/>
+                <w:color w:val="0B0B0B"/>
+                <w:sz w:val="21"/>
+                <w:szCs w:val="21"/>
+              </w:rPr>
+            </w:pPr>
+            <w:r>
+              <w:rPr>
+                <w:rFonts w:ascii="Segoe UI" w:hAnsi="Segoe UI" w:cs="Segoe UI"/>
+                <w:b w:val="0"/>
+                <w:color w:val="0B0B0B"/>
+                <w:sz w:val="21"/>
+                <w:szCs w:val="21"/>
+              </w:rPr>
+              <w:t>NY-10 (Lower Manhattan)</w:t>
+            </w:r>
+          </w:p>
+        </w:tc>
+      </w:tr>
+    </w:tbl>
     <w:p/>
     <w:sectPr>
       <w:pgSz w:w="12240" w:h="15840"/>
@@ -2017,6 +2252,27 @@
       <w:szCs w:val="20"/>
     </w:rPr>
   </w:style>
+  <w:style w:type="character" w:customStyle="1" w:styleId="wordanimatingyu34g11">
+    <w:name w:val="_wordanimating_yu34g_11"/>
+    <w:basedOn w:val="DefaultParagraphFont"/>
+    <w:rsid w:val="006700C8"/>
+  </w:style>
+  <w:style w:type="table" w:styleId="TableGrid">
+    <w:name w:val="Table Grid"/>
+    <w:basedOn w:val="TableNormal"/>
+    <w:uiPriority w:val="39"/>
+    <w:rsid w:val="006700C8"/>
+    <w:tblPr>
+      <w:tblBorders>
+        <w:top w:val="single" w:sz="4" w:space="0" w:color="auto"/>
+        <w:left w:val="single" w:sz="4" w:space="0" w:color="auto"/>
+        <w:bottom w:val="single" w:sz="4" w:space="0" w:color="auto"/>
+        <w:right w:val="single" w:sz="4" w:space="0" w:color="auto"/>
+        <w:insideH w:val="single" w:sz="4" w:space="0" w:color="auto"/>
+        <w:insideV w:val="single" w:sz="4" w:space="0" w:color="auto"/>
+      </w:tblBorders>
+    </w:tblPr>
+  </w:style>
 </w:styles>
 </file>
 
